--- a/rus/docx/02.content.docx
+++ b/rus/docx/02.content.docx
@@ -12096,19 +12096,7 @@
         <w:rPr>
           <w:lang w:val="ru_RU" w:bidi="ru_RU"/>
         </w:rPr>
-        <w:t xml:space="preserve">; см. далее </w:t>
-      </w:r>
-      <w:r>
-        <w:rPr>
-          <w:lang w:val="ru_RU" w:bidi="ru_RU"/>
-        </w:rPr>
-        <w:t>Введение в книгу Исход</w:t>
-      </w:r>
-      <w:r>
-        <w:rPr>
-          <w:lang w:val="ru_RU" w:bidi="ru_RU"/>
-        </w:rPr>
-        <w:t>, Дата Исхода.</w:t>
+        <w:t>; см. далее Введение в книгу Исход, Дата Исхода.</w:t>
       </w:r>
       <w:r>
         <w:rPr>
